--- a/tests/fixtures/lists.docx
+++ b/tests/fixtures/lists.docx
@@ -312,6 +312,26 @@
       </w:pPr>
       <w:r>
         <w:t xml:space="preserve">Phase two</w:t>
+      </w:r>
+    </w:p>
+    <w:p>
+      <w:pPr>
+        <w:pStyle w:val="ListParagraph"/>
+        <w:numPr>
+          <w:ilvl w:val="0"/>
+          <w:numId w:val="7"/>
+        </w:numPr>
+      </w:pPr>
+      <w:r>
+        <w:t xml:space="preserve">Phase three</w:t>
+      </w:r>
+    </w:p>
+    <w:p>
+      <w:pPr>
+        <w:pStyle w:val="Heading2"/>
+      </w:pPr>
+      <w:r>
+        <w:t xml:space="preserve">Appendix</w:t>
       </w:r>
     </w:p>
     <w:sectPr>
@@ -540,6 +560,12 @@
     </w:lvlOverride>
   </w:num>
   <w:num w:numId="7">
+    <w:abstractNumId w:val="1"/>
+    <w:lvlOverride w:ilvl="0">
+      <w:startOverride w:val="1"/>
+    </w:lvlOverride>
+  </w:num>
+  <w:num w:numId="8">
     <w:abstractNumId w:val="1"/>
     <w:lvlOverride w:ilvl="0">
       <w:startOverride w:val="1"/>
